--- a/docs/judge-qa/03-feature2-voice.docx
+++ b/docs/judge-qa/03-feature2-voice.docx
@@ -73,19 +73,90 @@
         <w:rPr>
           <w:rStyle w:val="StrongEmphasis"/>
         </w:rPr>
-        <w:t xml:space="preserve">Answer. No. </w:t>
-      </w:r>
-      <w:r>
-        <w:rPr>
-          <w:rStyle w:val="SourceText"/>
-        </w:rPr>
-        <w:t>POST /catalog/prefill</w:t>
-      </w:r>
-      <w:r>
-        <w:rPr>
-          <w:rStyle w:val="StrongEmphasis"/>
-        </w:rPr>
-        <w:t xml:space="preserve"> is the one route in </w:t>
+        <w:t xml:space="preserve">Answer — as of the </w:t>
+      </w:r>
+      <w:r>
+        <w:rPr>
+          <w:rStyle w:val="SourceText"/>
+        </w:rPr>
+        <w:t>f2-cataloger-fixes</w:t>
+      </w:r>
+      <w:r>
+        <w:rPr>
+          <w:rStyle w:val="StrongEmphasis"/>
+        </w:rPr>
+        <w:t xml:space="preserve"> merge on 2026-09-03: yes, it is built.</w:t>
+      </w:r>
+      <w:r>
+        <w:rPr/>
+        <w:t xml:space="preserve"> </w:t>
+      </w:r>
+      <w:r>
+        <w:rPr>
+          <w:rStyle w:val="SourceText"/>
+        </w:rPr>
+        <w:t>ai/catalog/prefill.py</w:t>
+      </w:r>
+      <w:r>
+        <w:rPr/>
+        <w:t xml:space="preserve"> is 210 lines, wired at </w:t>
+      </w:r>
+      <w:r>
+        <w:rPr>
+          <w:rStyle w:val="SourceText"/>
+        </w:rPr>
+        <w:t>ai/service.py:309</w:t>
+      </w:r>
+      <w:r>
+        <w:rPr/>
+        <w:t xml:space="preserve">, with </w:t>
+      </w:r>
+      <w:r>
+        <w:rPr>
+          <w:rStyle w:val="SourceText"/>
+        </w:rPr>
+        <w:t>validate_prefill</w:t>
+      </w:r>
+      <w:r>
+        <w:rPr/>
+        <w:t xml:space="preserve"> guarding the output.</w:t>
+      </w:r>
+    </w:p>
+    <w:p>
+      <w:pPr>
+        <w:pStyle w:val="Quotations"/>
+        <w:pBdr>
+          <w:left w:val="single" w:sz="18" w:space="10" w:color="CC0000"/>
+        </w:pBdr>
+        <w:bidi w:val="0"/>
+        <w:spacing w:before="0" w:after="283"/>
+        <w:ind w:left="567" w:right="567" w:hanging="0"/>
+        <w:jc w:val="left"/>
+        <w:rPr/>
+      </w:pPr>
+      <w:r>
+        <w:rPr/>
+        <w:t xml:space="preserve">[warning] </w:t>
+      </w:r>
+      <w:r>
+        <w:rPr>
+          <w:rStyle w:val="StrongEmphasis"/>
+        </w:rPr>
+        <w:t>This answer was rewritten.</w:t>
+      </w:r>
+      <w:r>
+        <w:rPr/>
+        <w:t xml:space="preserve"> An earlier version of this pack said </w:t>
+      </w:r>
+      <w:r>
+        <w:rPr>
+          <w:rStyle w:val="SourceText"/>
+        </w:rPr>
+        <w:t>/catalog/prefill</w:t>
+      </w:r>
+      <w:r>
+        <w:rPr/>
+        <w:t xml:space="preserve"> was the last unimplemented route in </w:t>
       </w:r>
       <w:r>
         <w:rPr>
@@ -94,10 +165,18 @@
         <w:t>ai/service.py</w:t>
       </w:r>
       <w:r>
-        <w:rPr>
-          <w:rStyle w:val="StrongEmphasis"/>
-        </w:rPr>
-        <w:t xml:space="preserve"> still raising </w:t>
+        <w:rPr/>
+        <w:t xml:space="preserve">. </w:t>
+      </w:r>
+      <w:r>
+        <w:rPr>
+          <w:rStyle w:val="StrongEmphasis"/>
+        </w:rPr>
+        <w:t>That was true when written and is now stale.</w:t>
+      </w:r>
+      <w:r>
+        <w:rPr/>
+        <w:t xml:space="preserve"> The only </w:t>
       </w:r>
       <w:r>
         <w:rPr>
@@ -106,151 +185,57 @@
         <w:t>NotImplementedError</w:t>
       </w:r>
       <w:r>
-        <w:rPr>
-          <w:rStyle w:val="StrongEmphasis"/>
-        </w:rPr>
-        <w:t xml:space="preserve"> (line 290).</w:t>
-      </w:r>
-      <w:r>
-        <w:rPr/>
-        <w:t xml:space="preserve"> It is the only one left.</w:t>
-      </w:r>
-    </w:p>
-    <w:p>
-      <w:pPr>
-        <w:pStyle w:val="TextBody"/>
-        <w:bidi w:val="0"/>
-        <w:spacing w:before="0" w:after="283"/>
-        <w:jc w:val="left"/>
-        <w:rPr/>
-      </w:pPr>
-      <w:r>
-        <w:rPr>
-          <w:rStyle w:val="StrongEmphasis"/>
-        </w:rPr>
-        <w:t>The reason is not that we ran out of time.</w:t>
-      </w:r>
-      <w:r>
-        <w:rPr/>
-        <w:t xml:space="preserve"> </w:t>
-      </w:r>
-      <w:r>
-        <w:rPr>
-          <w:rStyle w:val="SourceText"/>
-        </w:rPr>
-        <w:t>deepseek/deepseek-v4-flash</w:t>
-      </w:r>
-      <w:r>
-        <w:rPr/>
-        <w:t xml:space="preserve"> — the model behind the voice interpretation — </w:t>
-      </w:r>
-      <w:r>
-        <w:rPr>
-          <w:rStyle w:val="StrongEmphasis"/>
-        </w:rPr>
-        <w:t>is a text model with no vision capability.</w:t>
-      </w:r>
-      <w:r>
-        <w:rPr/>
-        <w:t xml:space="preserve"> Handing it an image would at best be ignored and at worst be billed. So today </w:t>
-      </w:r>
-      <w:r>
-        <w:rPr>
-          <w:rStyle w:val="StrongEmphasis"/>
-        </w:rPr>
-        <w:t>no image is sent to any model, anywhere in the system</w:t>
-      </w:r>
-      <w:r>
-        <w:rPr/>
-        <w:t xml:space="preserve"> (</w:t>
-      </w:r>
-      <w:r>
-        <w:rPr>
-          <w:rStyle w:val="SourceText"/>
-        </w:rPr>
-        <w:t>docs/app/AI-Data-Flow.md</w:t>
-      </w:r>
-      <w:r>
-        <w:rPr/>
-        <w:t>, "Never sent").</w:t>
-      </w:r>
-    </w:p>
-    <w:p>
-      <w:pPr>
-        <w:pStyle w:val="TextBody"/>
-        <w:bidi w:val="0"/>
-        <w:spacing w:before="0" w:after="283"/>
-        <w:jc w:val="left"/>
-        <w:rPr/>
-      </w:pPr>
-      <w:r>
-        <w:rPr>
-          <w:rStyle w:val="StrongEmphasis"/>
-        </w:rPr>
-        <w:t>What actually happens on the voice screens, and this is a UI decision people mistake for a data flow:</w:t>
-      </w:r>
-      <w:r>
-        <w:rPr/>
-        <w:t xml:space="preserve"> the photograph is on screen next to each question </w:t>
-      </w:r>
-      <w:r>
-        <w:rPr>
-          <w:rStyle w:val="StrongEmphasis"/>
-        </w:rPr>
-        <w:t>purely so the human has something to look at while describing it.</w:t>
-      </w:r>
-      <w:r>
-        <w:rPr/>
-        <w:t xml:space="preserve"> The model receives the question id and the transcript. Never the image. There is a note in </w:t>
-      </w:r>
-      <w:r>
-        <w:rPr>
-          <w:rStyle w:val="SourceText"/>
-        </w:rPr>
-        <w:t>CatalogVoice.jsx</w:t>
-      </w:r>
-      <w:r>
-        <w:rPr/>
-        <w:t xml:space="preserve"> saying exactly this, because it is the kind of thing someone assumes wrongly six months later.</w:t>
-      </w:r>
-    </w:p>
-    <w:p>
-      <w:pPr>
-        <w:pStyle w:val="TextBody"/>
-        <w:bidi w:val="0"/>
-        <w:spacing w:before="0" w:after="283"/>
-        <w:jc w:val="left"/>
-        <w:rPr/>
-      </w:pPr>
-      <w:r>
-        <w:rPr>
-          <w:rStyle w:val="StrongEmphasis"/>
-        </w:rPr>
-        <w:t>What is already built for it.</w:t>
-      </w:r>
-      <w:r>
-        <w:rPr/>
-        <w:t xml:space="preserve"> The seam exists — </w:t>
-      </w:r>
-      <w:r>
-        <w:rPr>
-          <w:rStyle w:val="SourceText"/>
-        </w:rPr>
-        <w:t>ai/contracts.md</w:t>
-      </w:r>
-      <w:r>
-        <w:rPr/>
-        <w:t xml:space="preserve"> specifies </w:t>
-      </w:r>
-      <w:r>
-        <w:rPr>
-          <w:rStyle w:val="SourceText"/>
-        </w:rPr>
-        <w:t>POST /catalog/prefill</w:t>
-      </w:r>
-      <w:r>
-        <w:rPr/>
-        <w:t xml:space="preserve"> as image in, the same listing fields out, </w:t>
+        <w:rPr/>
+        <w:t xml:space="preserve">s left in </w:t>
+      </w:r>
+      <w:r>
+        <w:rPr>
+          <w:rStyle w:val="SourceText"/>
+        </w:rPr>
+        <w:t>ai/</w:t>
+      </w:r>
+      <w:r>
+        <w:rPr/>
+        <w:t xml:space="preserve"> are the three deliberately-skipped colour stages in </w:t>
+      </w:r>
+      <w:r>
+        <w:rPr>
+          <w:rStyle w:val="SourceText"/>
+        </w:rPr>
+        <w:t>enhance/pipeline.py</w:t>
+      </w:r>
+      <w:r>
+        <w:rPr/>
+        <w:t xml:space="preserve"> (Part 2, Q2.2) and </w:t>
+      </w:r>
+      <w:r>
+        <w:rPr>
+          <w:rStyle w:val="SourceText"/>
+        </w:rPr>
+        <w:t>enhance/studio.py</w:t>
+      </w:r>
+      <w:r>
+        <w:rPr/>
+        <w:t>, the generative secondary images that were always scoped as phase 12.</w:t>
+      </w:r>
+    </w:p>
+    <w:p>
+      <w:pPr>
+        <w:pStyle w:val="TextBody"/>
+        <w:bidi w:val="0"/>
+        <w:spacing w:before="0" w:after="283"/>
+        <w:jc w:val="left"/>
+        <w:rPr/>
+      </w:pPr>
+      <w:r>
+        <w:rPr>
+          <w:rStyle w:val="StrongEmphasis"/>
+        </w:rPr>
+        <w:t>What it does:</w:t>
+      </w:r>
+      <w:r>
+        <w:rPr/>
+        <w:t xml:space="preserve"> the photograph is read, and the listing fields come back </w:t>
       </w:r>
       <w:r>
         <w:rPr>
@@ -264,32 +249,42 @@
       </w:r>
       <w:r>
         <w:rPr>
+          <w:rStyle w:val="StrongEmphasis"/>
+        </w:rPr>
+        <w:t>corrects</w:t>
+      </w:r>
+      <w:r>
+        <w:rPr/>
+        <w:t xml:space="preserve"> by voice instead of describing from scratch — </w:t>
+      </w:r>
+      <w:r>
+        <w:rPr>
           <w:rStyle w:val="Emphasis"/>
         </w:rPr>
-        <w:t>corrects</w:t>
-      </w:r>
-      <w:r>
-        <w:rPr/>
-        <w:t xml:space="preserve"> by voice rather than describing from scratch. Only the implementation is missing.</w:t>
-      </w:r>
-    </w:p>
-    <w:p>
-      <w:pPr>
-        <w:pStyle w:val="TextBody"/>
-        <w:bidi w:val="0"/>
-        <w:spacing w:before="0" w:after="283"/>
-        <w:jc w:val="left"/>
-        <w:rPr/>
-      </w:pPr>
-      <w:r>
-        <w:rPr>
-          <w:rStyle w:val="StrongEmphasis"/>
-        </w:rPr>
-        <w:t>Four steps to turn it on</w:t>
-      </w:r>
-      <w:r>
-        <w:rPr/>
-        <w:t>, and step 3 is the one that matters:</w:t>
+        <w:t>"Sambalpuri saree lag rahi hai, cotton ki. Sahi hai?"</w:t>
+      </w:r>
+      <w:r>
+        <w:rPr/>
+        <w:t xml:space="preserve"> → one tap. That is the mentor's request (§13.3) and the friction killer.</w:t>
+      </w:r>
+    </w:p>
+    <w:p>
+      <w:pPr>
+        <w:pStyle w:val="TextBody"/>
+        <w:bidi w:val="0"/>
+        <w:spacing w:before="0" w:after="283"/>
+        <w:jc w:val="left"/>
+        <w:rPr/>
+      </w:pPr>
+      <w:r>
+        <w:rPr>
+          <w:rStyle w:val="StrongEmphasis"/>
+        </w:rPr>
+        <w:t>Three properties worth stating</w:t>
+      </w:r>
+      <w:r>
+        <w:rPr/>
+        <w:t>, because they are what keep it safe:</w:t>
       </w:r>
     </w:p>
     <w:p>
@@ -310,28 +305,46 @@
         <w:rPr/>
       </w:pPr>
       <w:r>
-        <w:rPr/>
-        <w:t xml:space="preserve">Choose a model with vision — a </w:t>
-      </w:r>
-      <w:r>
-        <w:rPr>
-          <w:rStyle w:val="StrongEmphasis"/>
-        </w:rPr>
-        <w:t>deliberate second model id</w:t>
-      </w:r>
-      <w:r>
-        <w:rPr/>
-        <w:t xml:space="preserve">, not a swap of the constant in </w:t>
-      </w:r>
-      <w:r>
-        <w:rPr>
-          <w:rStyle w:val="SourceText"/>
-        </w:rPr>
-        <w:t>interpret.py</w:t>
-      </w:r>
-      <w:r>
-        <w:rPr/>
-        <w:t xml:space="preserve">, because the text interpreter should stay cheap and fast. </w:t>
+        <w:rPr>
+          <w:rStyle w:val="StrongEmphasis"/>
+        </w:rPr>
+        <w:t xml:space="preserve">A pre-fill is a </w:t>
+      </w:r>
+      <w:r>
+        <w:rPr>
+          <w:rStyle w:val="SourceText"/>
+        </w:rPr>
+        <w:t>confirm</w:t>
+      </w:r>
+      <w:r>
+        <w:rPr>
+          <w:rStyle w:val="StrongEmphasis"/>
+        </w:rPr>
+        <w:t>, never an answer.</w:t>
+      </w:r>
+      <w:r>
+        <w:rPr/>
+        <w:t xml:space="preserve"> The interview treats a guess from the photo as something to put to the artisan as one tap — it does </w:t>
+      </w:r>
+      <w:r>
+        <w:rPr>
+          <w:rStyle w:val="StrongEmphasis"/>
+        </w:rPr>
+        <w:t>not</w:t>
+      </w:r>
+      <w:r>
+        <w:rPr/>
+        <w:t xml:space="preserve"> count as answered and does </w:t>
+      </w:r>
+      <w:r>
+        <w:rPr>
+          <w:rStyle w:val="StrongEmphasis"/>
+        </w:rPr>
+        <w:t>not</w:t>
+      </w:r>
+      <w:r>
+        <w:rPr/>
+        <w:t xml:space="preserve"> let the question be skipped. A default that publishes without confirmation is a guess under their name, and nothing earns that. </w:t>
       </w:r>
     </w:p>
     <w:p>
@@ -352,14 +365,20 @@
         <w:rPr/>
       </w:pPr>
       <w:r>
-        <w:rPr/>
-        <w:t xml:space="preserve">Implement </w:t>
-      </w:r>
-      <w:r>
-        <w:rPr>
-          <w:rStyle w:val="SourceText"/>
-        </w:rPr>
-        <w:t>catalog_prefill</w:t>
+        <w:rPr>
+          <w:rStyle w:val="StrongEmphasis"/>
+        </w:rPr>
+        <w:t>Vision has its own allowlist</w:t>
+      </w:r>
+      <w:r>
+        <w:rPr/>
+        <w:t xml:space="preserve">, not a loosened version of the text one. </w:t>
+      </w:r>
+      <w:r>
+        <w:rPr>
+          <w:rStyle w:val="SourceText"/>
+        </w:rPr>
+        <w:t>build_payload()</w:t>
       </w:r>
       <w:r>
         <w:rPr/>
@@ -369,11 +388,11 @@
         <w:rPr>
           <w:rStyle w:val="SourceText"/>
         </w:rPr>
-        <w:t>ai/service.py</w:t>
-      </w:r>
-      <w:r>
-        <w:rPr/>
-        <w:t xml:space="preserve">. </w:t>
+        <w:t>interpret.py</w:t>
+      </w:r>
+      <w:r>
+        <w:rPr/>
+        <w:t xml:space="preserve"> still permits four fields and an image is not among them; that refusal was the safety property and it stayed. </w:t>
       </w:r>
     </w:p>
     <w:p>
@@ -388,40 +407,268 @@
           <w:tab w:val="left" w:pos="709" w:leader="none"/>
         </w:tabs>
         <w:bidi w:val="0"/>
+        <w:ind w:left="709" w:hanging="283"/>
+        <w:jc w:val="left"/>
+        <w:rPr/>
+      </w:pPr>
+      <w:r>
+        <w:rPr>
+          <w:rStyle w:val="StrongEmphasis"/>
+        </w:rPr>
+        <w:t>Failure is silent and non-fatal.</w:t>
+      </w:r>
+      <w:r>
+        <w:rPr/>
+        <w:t xml:space="preserve"> </w:t>
+      </w:r>
+      <w:r>
+        <w:rPr>
+          <w:rStyle w:val="SourceText"/>
+        </w:rPr>
+        <w:t>service.py:352</w:t>
+      </w:r>
+      <w:r>
+        <w:rPr/>
+        <w:t xml:space="preserve"> logs </w:t>
+      </w:r>
+      <w:r>
+        <w:rPr>
+          <w:rStyle w:val="Emphasis"/>
+        </w:rPr>
+        <w:t>"prefill unavailable, returning an empty guess"</w:t>
+      </w:r>
+      <w:r>
+        <w:rPr/>
+        <w:t xml:space="preserve"> — the interview simply asks every question, which is exactly the old behaviour. </w:t>
+      </w:r>
+    </w:p>
+    <w:p>
+      <w:pPr>
+        <w:pStyle w:val="TextBody"/>
+        <w:bidi w:val="0"/>
+        <w:jc w:val="left"/>
+        <w:rPr/>
+      </w:pPr>
+      <w:r>
+        <w:rPr>
+          <w:rStyle w:val="StrongEmphasis"/>
+        </w:rPr>
+        <w:t>The consent question is still open, and it is not an engineering one.</w:t>
+      </w:r>
+      <w:r>
+        <w:rPr/>
+        <w:t xml:space="preserve"> A photograph of a product taken inside someone's home </w:t>
+      </w:r>
+      <w:r>
+        <w:rPr>
+          <w:rStyle w:val="StrongEmphasis"/>
+        </w:rPr>
+        <w:t>contains their home</w:t>
+      </w:r>
+      <w:r>
+        <w:rPr/>
+        <w:t xml:space="preserve"> — faces, children, the inside of a house. </w:t>
+      </w:r>
+      <w:r>
+        <w:rPr>
+          <w:rStyle w:val="StrongEmphasis"/>
+        </w:rPr>
+        <w:t>The artisan consented to a marketplace listing. That is not consent to a foreign inference provider.</w:t>
+      </w:r>
+      <w:r>
+        <w:rPr/>
+        <w:t xml:space="preserve"> EXIF stripping (unconditional, </w:t>
+      </w:r>
+      <w:r>
+        <w:rPr>
+          <w:rStyle w:val="SourceText"/>
+        </w:rPr>
+        <w:t>app/src/api/upload.ts</w:t>
+      </w:r>
+      <w:r>
+        <w:rPr/>
+        <w:t xml:space="preserve">) stops home GPS reaching a public listing; it decides nothing about whether the pixels may go to a third party. </w:t>
+      </w:r>
+      <w:r>
+        <w:rPr>
+          <w:rStyle w:val="StrongEmphasis"/>
+        </w:rPr>
+        <w:t xml:space="preserve">The </w:t>
+      </w:r>
+      <w:r>
+        <w:rPr>
+          <w:rStyle w:val="SourceText"/>
+        </w:rPr>
+        <w:t>/consent</w:t>
+      </w:r>
+      <w:r>
+        <w:rPr>
+          <w:rStyle w:val="StrongEmphasis"/>
+        </w:rPr>
+        <w:t xml:space="preserve"> notice does not yet say so, and provider retention is unanswered.</w:t>
+      </w:r>
+      <w:r>
+        <w:rPr/>
+        <w:t xml:space="preserve"> Now that the route is live rather than hypothetical, that disclosure is overdue rather than pending.</w:t>
+      </w:r>
+    </w:p>
+    <w:p>
+      <w:pPr>
+        <w:pStyle w:val="TextBody"/>
+        <w:bidi w:val="0"/>
+        <w:spacing w:before="0" w:after="283"/>
+        <w:jc w:val="left"/>
+        <w:rPr/>
+      </w:pPr>
+      <w:r>
+        <w:rPr>
+          <w:rStyle w:val="StrongEmphasis"/>
+        </w:rPr>
+        <w:t>What actually happens on the voice screens, and this is a UI decision people mistake for a data flow:</w:t>
+      </w:r>
+      <w:r>
+        <w:rPr/>
+        <w:t xml:space="preserve"> the photograph is on screen next to each question </w:t>
+      </w:r>
+      <w:r>
+        <w:rPr>
+          <w:rStyle w:val="StrongEmphasis"/>
+        </w:rPr>
+        <w:t>purely so the human has something to look at while describing it.</w:t>
+      </w:r>
+      <w:r>
+        <w:rPr/>
+        <w:t xml:space="preserve"> The model receives the question id and the transcript. Never the image. There is a note in </w:t>
+      </w:r>
+      <w:r>
+        <w:rPr>
+          <w:rStyle w:val="SourceText"/>
+        </w:rPr>
+        <w:t>CatalogVoice.jsx</w:t>
+      </w:r>
+      <w:r>
+        <w:rPr/>
+        <w:t xml:space="preserve"> saying exactly this, because it is the kind of thing someone assumes wrongly six months later.</w:t>
+      </w:r>
+    </w:p>
+    <w:p>
+      <w:pPr>
+        <w:pStyle w:val="TextBody"/>
+        <w:bidi w:val="0"/>
+        <w:spacing w:before="0" w:after="283"/>
+        <w:jc w:val="left"/>
+        <w:rPr/>
+      </w:pPr>
+      <w:r>
+        <w:rPr>
+          <w:rStyle w:val="StrongEmphasis"/>
+        </w:rPr>
+        <w:t>What is already built for it.</w:t>
+      </w:r>
+      <w:r>
+        <w:rPr/>
+        <w:t xml:space="preserve"> The seam exists — </w:t>
+      </w:r>
+      <w:r>
+        <w:rPr>
+          <w:rStyle w:val="SourceText"/>
+        </w:rPr>
+        <w:t>ai/contracts.md</w:t>
+      </w:r>
+      <w:r>
+        <w:rPr/>
+        <w:t xml:space="preserve"> specifies </w:t>
+      </w:r>
+      <w:r>
+        <w:rPr>
+          <w:rStyle w:val="SourceText"/>
+        </w:rPr>
+        <w:t>POST /catalog/prefill</w:t>
+      </w:r>
+      <w:r>
+        <w:rPr/>
+        <w:t xml:space="preserve"> as image in, the same listing fields out, </w:t>
+      </w:r>
+      <w:r>
+        <w:rPr>
+          <w:rStyle w:val="StrongEmphasis"/>
+        </w:rPr>
+        <w:t>all nullable</w:t>
+      </w:r>
+      <w:r>
+        <w:rPr/>
+        <w:t xml:space="preserve">, so the artisan </w:t>
+      </w:r>
+      <w:r>
+        <w:rPr>
+          <w:rStyle w:val="Emphasis"/>
+        </w:rPr>
+        <w:t>corrects</w:t>
+      </w:r>
+      <w:r>
+        <w:rPr/>
+        <w:t xml:space="preserve"> by voice rather than describing from scratch. Only the implementation is missing.</w:t>
+      </w:r>
+    </w:p>
+    <w:p>
+      <w:pPr>
+        <w:pStyle w:val="TextBody"/>
+        <w:bidi w:val="0"/>
+        <w:spacing w:before="0" w:after="283"/>
+        <w:jc w:val="left"/>
+        <w:rPr/>
+      </w:pPr>
+      <w:r>
+        <w:rPr>
+          <w:rStyle w:val="StrongEmphasis"/>
+        </w:rPr>
+        <w:t>Four steps to turn it on</w:t>
+      </w:r>
+      <w:r>
+        <w:rPr/>
+        <w:t>, and step 3 is the one that matters:</w:t>
+      </w:r>
+    </w:p>
+    <w:p>
+      <w:pPr>
+        <w:pStyle w:val="TextBody"/>
+        <w:numPr>
+          <w:ilvl w:val="0"/>
+          <w:numId w:val="2"/>
+        </w:numPr>
+        <w:tabs>
+          <w:tab w:val="clear" w:pos="1134"/>
+          <w:tab w:val="left" w:pos="709" w:leader="none"/>
+        </w:tabs>
+        <w:bidi w:val="0"/>
         <w:spacing w:before="0" w:after="0"/>
         <w:ind w:left="709" w:hanging="283"/>
         <w:jc w:val="left"/>
         <w:rPr/>
       </w:pPr>
       <w:r>
-        <w:rPr>
-          <w:rStyle w:val="StrongEmphasis"/>
-        </w:rPr>
-        <w:t>Extend the allowlist deliberately.</w:t>
-      </w:r>
-      <w:r>
-        <w:rPr/>
-        <w:t xml:space="preserve"> </w:t>
-      </w:r>
-      <w:r>
-        <w:rPr>
-          <w:rStyle w:val="SourceText"/>
-        </w:rPr>
-        <w:t>build_payload()</w:t>
-      </w:r>
-      <w:r>
-        <w:rPr/>
-        <w:t xml:space="preserve"> permits four fields and an image is not one of them. </w:t>
-      </w:r>
-      <w:r>
-        <w:rPr>
-          <w:rStyle w:val="StrongEmphasis"/>
-        </w:rPr>
-        <w:t>That refusal is the safety property.</w:t>
-      </w:r>
-      <w:r>
-        <w:rPr/>
-        <w:t xml:space="preserve"> Give vision its own payload builder with its own allowlist rather than loosening the text one. </w:t>
+        <w:rPr/>
+        <w:t xml:space="preserve">Choose a model with vision — a </w:t>
+      </w:r>
+      <w:r>
+        <w:rPr>
+          <w:rStyle w:val="StrongEmphasis"/>
+        </w:rPr>
+        <w:t>deliberate second model id</w:t>
+      </w:r>
+      <w:r>
+        <w:rPr/>
+        <w:t xml:space="preserve">, not a swap of the constant in </w:t>
+      </w:r>
+      <w:r>
+        <w:rPr>
+          <w:rStyle w:val="SourceText"/>
+        </w:rPr>
+        <w:t>interpret.py</w:t>
+      </w:r>
+      <w:r>
+        <w:rPr/>
+        <w:t xml:space="preserve">, because the text interpreter should stay cheap and fast. </w:t>
       </w:r>
     </w:p>
     <w:p>
@@ -429,7 +676,97 @@
         <w:pStyle w:val="TextBody"/>
         <w:numPr>
           <w:ilvl w:val="0"/>
-          <w:numId w:val="1"/>
+          <w:numId w:val="2"/>
+        </w:numPr>
+        <w:tabs>
+          <w:tab w:val="clear" w:pos="1134"/>
+          <w:tab w:val="left" w:pos="709" w:leader="none"/>
+        </w:tabs>
+        <w:bidi w:val="0"/>
+        <w:spacing w:before="0" w:after="0"/>
+        <w:ind w:left="709" w:hanging="283"/>
+        <w:jc w:val="left"/>
+        <w:rPr/>
+      </w:pPr>
+      <w:r>
+        <w:rPr/>
+        <w:t xml:space="preserve">Implement </w:t>
+      </w:r>
+      <w:r>
+        <w:rPr>
+          <w:rStyle w:val="SourceText"/>
+        </w:rPr>
+        <w:t>catalog_prefill</w:t>
+      </w:r>
+      <w:r>
+        <w:rPr/>
+        <w:t xml:space="preserve"> in </w:t>
+      </w:r>
+      <w:r>
+        <w:rPr>
+          <w:rStyle w:val="SourceText"/>
+        </w:rPr>
+        <w:t>ai/service.py</w:t>
+      </w:r>
+      <w:r>
+        <w:rPr/>
+        <w:t xml:space="preserve">. </w:t>
+      </w:r>
+    </w:p>
+    <w:p>
+      <w:pPr>
+        <w:pStyle w:val="TextBody"/>
+        <w:numPr>
+          <w:ilvl w:val="0"/>
+          <w:numId w:val="2"/>
+        </w:numPr>
+        <w:tabs>
+          <w:tab w:val="clear" w:pos="1134"/>
+          <w:tab w:val="left" w:pos="709" w:leader="none"/>
+        </w:tabs>
+        <w:bidi w:val="0"/>
+        <w:spacing w:before="0" w:after="0"/>
+        <w:ind w:left="709" w:hanging="283"/>
+        <w:jc w:val="left"/>
+        <w:rPr/>
+      </w:pPr>
+      <w:r>
+        <w:rPr>
+          <w:rStyle w:val="StrongEmphasis"/>
+        </w:rPr>
+        <w:t>Extend the allowlist deliberately.</w:t>
+      </w:r>
+      <w:r>
+        <w:rPr/>
+        <w:t xml:space="preserve"> </w:t>
+      </w:r>
+      <w:r>
+        <w:rPr>
+          <w:rStyle w:val="SourceText"/>
+        </w:rPr>
+        <w:t>build_payload()</w:t>
+      </w:r>
+      <w:r>
+        <w:rPr/>
+        <w:t xml:space="preserve"> permits four fields and an image is not one of them. </w:t>
+      </w:r>
+      <w:r>
+        <w:rPr>
+          <w:rStyle w:val="StrongEmphasis"/>
+        </w:rPr>
+        <w:t>That refusal is the safety property.</w:t>
+      </w:r>
+      <w:r>
+        <w:rPr/>
+        <w:t xml:space="preserve"> Give vision its own payload builder with its own allowlist rather than loosening the text one. </w:t>
+      </w:r>
+    </w:p>
+    <w:p>
+      <w:pPr>
+        <w:pStyle w:val="TextBody"/>
+        <w:numPr>
+          <w:ilvl w:val="0"/>
+          <w:numId w:val="2"/>
         </w:numPr>
         <w:tabs>
           <w:tab w:val="clear" w:pos="1134"/>
@@ -600,21 +937,153 @@
     </w:p>
     <w:p>
       <w:pPr>
-        <w:pStyle w:val="TextBody"/>
-        <w:bidi w:val="0"/>
-        <w:spacing w:before="0" w:after="283"/>
-        <w:jc w:val="left"/>
-        <w:rPr/>
-      </w:pPr>
-      <w:r>
-        <w:rPr>
-          <w:rStyle w:val="StrongEmphasis"/>
-        </w:rPr>
-        <w:t>Today.</w:t>
-      </w:r>
-      <w:r>
-        <w:rPr/>
-        <w:t xml:space="preserve"> Bhashini is the intended ASR/translation/TTS layer and </w:t>
+        <w:pStyle w:val="Quotations"/>
+        <w:pBdr>
+          <w:left w:val="single" w:sz="18" w:space="10" w:color="CC0000"/>
+        </w:pBdr>
+        <w:bidi w:val="0"/>
+        <w:spacing w:before="0" w:after="283"/>
+        <w:ind w:left="567" w:right="567" w:hanging="0"/>
+        <w:jc w:val="left"/>
+        <w:rPr/>
+      </w:pPr>
+      <w:r>
+        <w:rPr/>
+        <w:t xml:space="preserve">[warning] </w:t>
+      </w:r>
+      <w:r>
+        <w:rPr>
+          <w:rStyle w:val="StrongEmphasis"/>
+        </w:rPr>
+        <w:t>Rewritten 2026-09-03.</w:t>
+      </w:r>
+      <w:r>
+        <w:rPr/>
+        <w:t xml:space="preserve"> An earlier version of this answer said speech was Bhashini-intended and unverified. </w:t>
+      </w:r>
+      <w:r>
+        <w:rPr>
+          <w:rStyle w:val="StrongEmphasis"/>
+        </w:rPr>
+        <w:t>Speech now runs on Sarvam and it is live.</w:t>
+      </w:r>
+      <w:r>
+        <w:rPr/>
+        <w:t xml:space="preserve"> Bhashini remains the strategic target, not the current dependency.</w:t>
+      </w:r>
+    </w:p>
+    <w:p>
+      <w:pPr>
+        <w:pStyle w:val="TextBody"/>
+        <w:bidi w:val="0"/>
+        <w:spacing w:before="0" w:after="283"/>
+        <w:jc w:val="left"/>
+        <w:rPr/>
+      </w:pPr>
+      <w:r>
+        <w:rPr>
+          <w:rStyle w:val="StrongEmphasis"/>
+        </w:rPr>
+        <w:t>Today — Sarvam, running.</w:t>
+      </w:r>
+      <w:r>
+        <w:rPr/>
+        <w:t xml:space="preserve"> </w:t>
+      </w:r>
+      <w:r>
+        <w:rPr>
+          <w:rStyle w:val="SourceText"/>
+        </w:rPr>
+        <w:t>bulbul:v3</w:t>
+      </w:r>
+      <w:r>
+        <w:rPr/>
+        <w:t xml:space="preserve"> for TTS (speaker </w:t>
+      </w:r>
+      <w:r>
+        <w:rPr>
+          <w:rStyle w:val="SourceText"/>
+        </w:rPr>
+        <w:t>ritu</w:t>
+      </w:r>
+      <w:r>
+        <w:rPr/>
+        <w:t xml:space="preserve">), Sarvam ASR for speech in, wired in </w:t>
+      </w:r>
+      <w:r>
+        <w:rPr>
+          <w:rStyle w:val="SourceText"/>
+        </w:rPr>
+        <w:t>web/api/routers/voice.py</w:t>
+      </w:r>
+      <w:r>
+        <w:rPr/>
+        <w:t xml:space="preserve">, key configured. </w:t>
+      </w:r>
+      <w:r>
+        <w:rPr>
+          <w:rStyle w:val="StrongEmphasis"/>
+        </w:rPr>
+        <w:t>Measured working on 2026-09-03 in all four interview languages.</w:t>
+      </w:r>
+      <w:r>
+        <w:rPr/>
+        <w:t xml:space="preserve"> An earlier internal note claimed </w:t>
+      </w:r>
+      <w:r>
+        <w:rPr>
+          <w:rStyle w:val="SourceText"/>
+        </w:rPr>
+        <w:t>/api/asr</w:t>
+      </w:r>
+      <w:r>
+        <w:rPr/>
+        <w:t xml:space="preserve"> and </w:t>
+      </w:r>
+      <w:r>
+        <w:rPr>
+          <w:rStyle w:val="SourceText"/>
+        </w:rPr>
+        <w:t>/api/tts</w:t>
+      </w:r>
+      <w:r>
+        <w:rPr/>
+        <w:t xml:space="preserve"> answered 503 until a key was set; that note had been </w:t>
+      </w:r>
+      <w:r>
+        <w:rPr>
+          <w:rStyle w:val="Emphasis"/>
+        </w:rPr>
+        <w:t>taken from the documentation rather than from trying it</w:t>
+      </w:r>
+      <w:r>
+        <w:rPr/>
+        <w:t xml:space="preserve">, and was corrected by the commit literally titled </w:t>
+      </w:r>
+      <w:r>
+        <w:rPr>
+          <w:rStyle w:val="Emphasis"/>
+        </w:rPr>
+        <w:t>"Voice was never down: correct the docs that said it was."</w:t>
+      </w:r>
+    </w:p>
+    <w:p>
+      <w:pPr>
+        <w:pStyle w:val="TextBody"/>
+        <w:bidi w:val="0"/>
+        <w:spacing w:before="0" w:after="283"/>
+        <w:jc w:val="left"/>
+        <w:rPr/>
+      </w:pPr>
+      <w:r>
+        <w:rPr>
+          <w:rStyle w:val="StrongEmphasis"/>
+        </w:rPr>
+        <w:t>Bhashini is unverified and unused.</w:t>
+      </w:r>
+      <w:r>
+        <w:rPr/>
+        <w:t xml:space="preserve"> </w:t>
       </w:r>
       <w:r>
         <w:rPr>
@@ -623,44 +1092,8 @@
         <w:t>docs/decisions.md</w:t>
       </w:r>
       <w:r>
-        <w:rPr>
-          <w:rStyle w:val="StrongEmphasis"/>
-        </w:rPr>
-        <w:t xml:space="preserve"> #5 is open</w:t>
-      </w:r>
-      <w:r>
-        <w:rPr/>
-        <w:t xml:space="preserve">: </w:t>
-      </w:r>
-      <w:r>
-        <w:rPr>
-          <w:rStyle w:val="Emphasis"/>
-        </w:rPr>
-        <w:t>"ULCA portal self-serve keys, free prototyping tier — confirm commercial terms."</w:t>
-      </w:r>
-      <w:r>
-        <w:rPr/>
-        <w:t xml:space="preserve"> </w:t>
-      </w:r>
-      <w:r>
-        <w:rPr>
-          <w:rStyle w:val="SourceText"/>
-        </w:rPr>
-        <w:t>docs/Master-Technical-Reference.md</w:t>
-      </w:r>
-      <w:r>
-        <w:rPr/>
-        <w:t xml:space="preserve"> §6.6 carries an explicit </w:t>
-      </w:r>
-      <w:r>
-        <w:rPr>
-          <w:rStyle w:val="StrongEmphasis"/>
-        </w:rPr>
-        <w:t>[warning] UNVERIFIED</w:t>
-      </w:r>
-      <w:r>
-        <w:rPr/>
-        <w:t xml:space="preserve"> on access terms, rate limits and use-case eligibility, and </w:t>
+        <w:rPr/>
+        <w:t xml:space="preserve"> #5 is still open — ULCA portal keys, free prototyping tier, commercial terms unconfirmed — and </w:t>
       </w:r>
       <w:r>
         <w:rPr>
@@ -670,7 +1103,7 @@
       </w:r>
       <w:r>
         <w:rPr/>
-        <w:t xml:space="preserve"> is an empty directory with a </w:t>
+        <w:t xml:space="preserve"> is still an empty directory with a </w:t>
       </w:r>
       <w:r>
         <w:rPr>
@@ -686,36 +1119,56 @@
         <w:rPr>
           <w:rStyle w:val="StrongEmphasis"/>
         </w:rPr>
-        <w:t>We have not confirmed it. Saying otherwise would be the easiest thing in this deck to check.</w:t>
-      </w:r>
-    </w:p>
-    <w:p>
-      <w:pPr>
-        <w:pStyle w:val="TextBody"/>
-        <w:bidi w:val="0"/>
-        <w:spacing w:before="0" w:after="283"/>
-        <w:jc w:val="left"/>
-        <w:rPr/>
-      </w:pPr>
-      <w:r>
-        <w:rPr>
-          <w:rStyle w:val="StrongEmphasis"/>
-        </w:rPr>
-        <w:t>Why we want it anyway:</w:t>
-      </w:r>
-      <w:r>
-        <w:rPr/>
-        <w:t xml:space="preserve"> government-aligned stack, better Indian dialect coverage, dramatically lower cost. On a MoSJE problem statement, using MeitY's own language mission is the correct architecture </w:t>
-      </w:r>
-      <w:r>
-        <w:rPr>
-          <w:rStyle w:val="Emphasis"/>
-        </w:rPr>
-        <w:t>and</w:t>
-      </w:r>
-      <w:r>
-        <w:rPr/>
-        <w:t xml:space="preserve"> the correct politics.</w:t>
+        <w:t>If asked whether we use Bhashini, the answer is no, not yet.</w:t>
+      </w:r>
+    </w:p>
+    <w:p>
+      <w:pPr>
+        <w:pStyle w:val="TextBody"/>
+        <w:bidi w:val="0"/>
+        <w:spacing w:before="0" w:after="283"/>
+        <w:jc w:val="left"/>
+        <w:rPr/>
+      </w:pPr>
+      <w:r>
+        <w:rPr>
+          <w:rStyle w:val="StrongEmphasis"/>
+        </w:rPr>
+        <w:t>Why Bhashini is still the right target</w:t>
+      </w:r>
+      <w:r>
+        <w:rPr/>
+        <w:t xml:space="preserve">, and this is a genuine roadmap item rather than a hedge: government-aligned stack, MeitY's own language mission, and — see the costing document — </w:t>
+      </w:r>
+      <w:r>
+        <w:rPr>
+          <w:rStyle w:val="StrongEmphasis"/>
+        </w:rPr>
+        <w:t>the difference between a free tier and a commercial per-second rate is the single largest variable cost in the entire system.</w:t>
+      </w:r>
+      <w:r>
+        <w:rPr/>
+        <w:t xml:space="preserve"> Sarvam proves the interface works; Bhashini is the provider swap behind it, and </w:t>
+      </w:r>
+      <w:r>
+        <w:rPr>
+          <w:rStyle w:val="SourceText"/>
+        </w:rPr>
+        <w:t>_sarvam_tts</w:t>
+      </w:r>
+      <w:r>
+        <w:rPr/>
+        <w:t xml:space="preserve"> / </w:t>
+      </w:r>
+      <w:r>
+        <w:rPr>
+          <w:rStyle w:val="SourceText"/>
+        </w:rPr>
+        <w:t>_sarvam_asr</w:t>
+      </w:r>
+      <w:r>
+        <w:rPr/>
+        <w:t xml:space="preserve"> are the only two functions that change.</w:t>
       </w:r>
     </w:p>
     <w:p>
@@ -1380,11 +1833,21 @@
         <w:rPr>
           <w:rStyle w:val="StrongEmphasis"/>
         </w:rPr>
-        <w:t>Input side — the honest one.</w:t>
-      </w:r>
-      <w:r>
-        <w:rPr/>
-        <w:t xml:space="preserve"> Our language set today is </w:t>
+        <w:t>Input side.</w:t>
+      </w:r>
+      <w:r>
+        <w:rPr/>
+        <w:t xml:space="preserve"> </w:t>
+      </w:r>
+      <w:r>
+        <w:rPr>
+          <w:rStyle w:val="StrongEmphasis"/>
+        </w:rPr>
+        <w:t>Five languages as of 2026-09-03</w:t>
+      </w:r>
+      <w:r>
+        <w:rPr/>
+        <w:t xml:space="preserve"> — </w:t>
       </w:r>
       <w:r>
         <w:rPr>
@@ -1394,7 +1857,7 @@
       </w:r>
       <w:r>
         <w:rPr/>
-        <w:t xml:space="preserve"> / </w:t>
+        <w:t xml:space="preserve">, </w:t>
       </w:r>
       <w:r>
         <w:rPr>
@@ -1404,7 +1867,27 @@
       </w:r>
       <w:r>
         <w:rPr/>
-        <w:t xml:space="preserve"> / </w:t>
+        <w:t xml:space="preserve">, </w:t>
+      </w:r>
+      <w:r>
+        <w:rPr>
+          <w:rStyle w:val="SourceText"/>
+        </w:rPr>
+        <w:t>ta</w:t>
+      </w:r>
+      <w:r>
+        <w:rPr/>
+        <w:t xml:space="preserve">, </w:t>
+      </w:r>
+      <w:r>
+        <w:rPr>
+          <w:rStyle w:val="SourceText"/>
+        </w:rPr>
+        <w:t>bn</w:t>
+      </w:r>
+      <w:r>
+        <w:rPr/>
+        <w:t xml:space="preserve">, </w:t>
       </w:r>
       <w:r>
         <w:rPr>
@@ -1420,33 +1903,225 @@
         <w:rPr>
           <w:rStyle w:val="SourceText"/>
         </w:rPr>
-        <w:t>ai/interpret.py</w:t>
-      </w:r>
-      <w:r>
-        <w:rPr/>
-        <w:t xml:space="preserve">; anything else becomes </w:t>
-      </w:r>
-      <w:r>
-        <w:rPr>
-          <w:rStyle w:val="SourceText"/>
-        </w:rPr>
-        <w:t>hi</w:t>
-      </w:r>
-      <w:r>
-        <w:rPr/>
-        <w:t xml:space="preserve">). Which languages ship at launch is </w:t>
-      </w:r>
-      <w:r>
-        <w:rPr>
-          <w:rStyle w:val="SourceText"/>
-        </w:rPr>
-        <w:t>docs/Master-Technical-Reference.md</w:t>
-      </w:r>
-      <w:r>
-        <w:rPr>
-          <w:rStyle w:val="StrongEmphasis"/>
-        </w:rPr>
-        <w:t xml:space="preserve"> §17 open decision #8, still open.</w:t>
+        <w:t>ai/interpret.py:201</w:t>
+      </w:r>
+      <w:r>
+        <w:rPr/>
+        <w:t xml:space="preserve">). Tamil and Bengali were added in the F2 merge; the AI layer needed </w:t>
+      </w:r>
+      <w:r>
+        <w:rPr>
+          <w:rStyle w:val="StrongEmphasis"/>
+        </w:rPr>
+        <w:t>two lines</w:t>
+      </w:r>
+      <w:r>
+        <w:rPr/>
+        <w:t>, because the shaping was already script-agnostic and the tests proved it before anything relied on it.</w:t>
+      </w:r>
+    </w:p>
+    <w:p>
+      <w:pPr>
+        <w:pStyle w:val="TextBody"/>
+        <w:bidi w:val="0"/>
+        <w:spacing w:before="0" w:after="283"/>
+        <w:jc w:val="left"/>
+        <w:rPr/>
+      </w:pPr>
+      <w:r>
+        <w:rPr>
+          <w:rStyle w:val="StrongEmphasis"/>
+        </w:rPr>
+        <w:t>What the team did NOT do, and it is the honest part:</w:t>
+      </w:r>
+      <w:r>
+        <w:rPr/>
+        <w:t xml:space="preserve"> </w:t>
+      </w:r>
+      <w:r>
+        <w:rPr>
+          <w:rStyle w:val="SourceText"/>
+        </w:rPr>
+        <w:t>ta.json</w:t>
+      </w:r>
+      <w:r>
+        <w:rPr/>
+        <w:t xml:space="preserve"> and </w:t>
+      </w:r>
+      <w:r>
+        <w:rPr>
+          <w:rStyle w:val="SourceText"/>
+        </w:rPr>
+        <w:t>bn.json</w:t>
+      </w:r>
+      <w:r>
+        <w:rPr/>
+        <w:t xml:space="preserve"> carry </w:t>
+      </w:r>
+      <w:r>
+        <w:rPr>
+          <w:rStyle w:val="StrongEmphasis"/>
+        </w:rPr>
+        <w:t>106 keys against English's 249</w:t>
+      </w:r>
+      <w:r>
+        <w:rPr/>
+        <w:t xml:space="preserve"> — the photo → interview → review path only. The remaining ~145 strings </w:t>
+      </w:r>
+      <w:r>
+        <w:rPr>
+          <w:rStyle w:val="StrongEmphasis"/>
+        </w:rPr>
+        <w:t>fall back to English, in an English voice</w:t>
+      </w:r>
+      <w:r>
+        <w:rPr/>
+        <w:t xml:space="preserve">, which </w:t>
+      </w:r>
+      <w:r>
+        <w:rPr>
+          <w:rStyle w:val="SourceText"/>
+        </w:rPr>
+        <w:t>resolve()</w:t>
+      </w:r>
+      <w:r>
+        <w:rPr/>
+        <w:t xml:space="preserve"> guarantees. Both files declare an empty </w:t>
+      </w:r>
+      <w:r>
+        <w:rPr>
+          <w:rStyle w:val="SourceText"/>
+        </w:rPr>
+        <w:t>_reviewed</w:t>
+      </w:r>
+      <w:r>
+        <w:rPr/>
+        <w:t xml:space="preserve"> list and say in their own note that </w:t>
+      </w:r>
+      <w:r>
+        <w:rPr>
+          <w:rStyle w:val="StrongEmphasis"/>
+        </w:rPr>
+        <w:t>every string is an LLM draft.</w:t>
+      </w:r>
+      <w:r>
+        <w:rPr/>
+        <w:t xml:space="preserve"> These are spoken aloud to someone who cannot read them, so </w:t>
+      </w:r>
+      <w:r>
+        <w:rPr>
+          <w:rStyle w:val="Emphasis"/>
+        </w:rPr>
+        <w:t>"claiming they are reviewed would be the fabrication rule applied to language instead of pixels."</w:t>
+      </w:r>
+    </w:p>
+    <w:p>
+      <w:pPr>
+        <w:pStyle w:val="TextBody"/>
+        <w:bidi w:val="0"/>
+        <w:spacing w:before="0" w:after="283"/>
+        <w:jc w:val="left"/>
+        <w:rPr/>
+      </w:pPr>
+      <w:r>
+        <w:rPr>
+          <w:rStyle w:val="StrongEmphasis"/>
+        </w:rPr>
+        <w:t>One byte-level detail worth having ready</w:t>
+      </w:r>
+      <w:r>
+        <w:rPr/>
+        <w:t xml:space="preserve">, because it is the kind of thing an industry judge probes: Amazon's </w:t>
+      </w:r>
+      <w:r>
+        <w:rPr>
+          <w:rStyle w:val="SourceText"/>
+        </w:rPr>
+        <w:t>generic_keywords</w:t>
+      </w:r>
+      <w:r>
+        <w:rPr/>
+        <w:t xml:space="preserve"> cap is </w:t>
+      </w:r>
+      <w:r>
+        <w:rPr>
+          <w:rStyle w:val="StrongEmphasis"/>
+        </w:rPr>
+        <w:t>249 bytes, not characters</w:t>
+      </w:r>
+      <w:r>
+        <w:rPr/>
+        <w:t xml:space="preserve">, and every Indic script costs </w:t>
+      </w:r>
+      <w:r>
+        <w:rPr>
+          <w:rStyle w:val="StrongEmphasis"/>
+        </w:rPr>
+        <w:t>three bytes per character</w:t>
+      </w:r>
+      <w:r>
+        <w:rPr/>
+        <w:t xml:space="preserve"> — while Amazon's </w:t>
+      </w:r>
+      <w:r>
+        <w:rPr>
+          <w:rStyle w:val="Emphasis"/>
+        </w:rPr>
+        <w:t>title</w:t>
+      </w:r>
+      <w:r>
+        <w:rPr/>
+        <w:t xml:space="preserve"> cap is 75 </w:t>
+      </w:r>
+      <w:r>
+        <w:rPr>
+          <w:rStyle w:val="StrongEmphasis"/>
+        </w:rPr>
+        <w:t>characters</w:t>
+      </w:r>
+      <w:r>
+        <w:rPr/>
+        <w:t xml:space="preserve">. Swap </w:t>
+      </w:r>
+      <w:r>
+        <w:rPr>
+          <w:rStyle w:val="SourceText"/>
+        </w:rPr>
+        <w:t>clip_bytes</w:t>
+      </w:r>
+      <w:r>
+        <w:rPr/>
+        <w:t xml:space="preserve"> for </w:t>
+      </w:r>
+      <w:r>
+        <w:rPr>
+          <w:rStyle w:val="SourceText"/>
+        </w:rPr>
+        <w:t>clip_chars</w:t>
+      </w:r>
+      <w:r>
+        <w:rPr/>
+        <w:t xml:space="preserve"> and every Indic seller silently loses two thirds of a title they were entitled to. </w:t>
+      </w:r>
+      <w:r>
+        <w:rPr>
+          <w:rStyle w:val="SourceText"/>
+        </w:rPr>
+        <w:t>clip_bytes</w:t>
+      </w:r>
+      <w:r>
+        <w:rPr/>
+        <w:t xml:space="preserve"> is tested at </w:t>
+      </w:r>
+      <w:r>
+        <w:rPr>
+          <w:rStyle w:val="StrongEmphasis"/>
+        </w:rPr>
+        <w:t>every byte offset from 1 to 120</w:t>
+      </w:r>
+      <w:r>
+        <w:rPr/>
+        <w:t>, in four scripts, because a three-byte character splits at two different offsets and a single-offset test hits only one of them.</w:t>
       </w:r>
     </w:p>
     <w:p>
@@ -1482,7 +2157,7 @@
         <w:pStyle w:val="TextBody"/>
         <w:numPr>
           <w:ilvl w:val="0"/>
-          <w:numId w:val="2"/>
+          <w:numId w:val="3"/>
         </w:numPr>
         <w:tabs>
           <w:tab w:val="clear" w:pos="1134"/>
@@ -1520,7 +2195,7 @@
         <w:pStyle w:val="TextBody"/>
         <w:numPr>
           <w:ilvl w:val="0"/>
-          <w:numId w:val="2"/>
+          <w:numId w:val="3"/>
         </w:numPr>
         <w:tabs>
           <w:tab w:val="clear" w:pos="1134"/>
@@ -1568,7 +2243,7 @@
         <w:pStyle w:val="TextBody"/>
         <w:numPr>
           <w:ilvl w:val="0"/>
-          <w:numId w:val="2"/>
+          <w:numId w:val="3"/>
         </w:numPr>
         <w:tabs>
           <w:tab w:val="clear" w:pos="1134"/>
@@ -2040,7 +2715,7 @@
         <w:pStyle w:val="TextBody"/>
         <w:numPr>
           <w:ilvl w:val="0"/>
-          <w:numId w:val="3"/>
+          <w:numId w:val="4"/>
         </w:numPr>
         <w:tabs>
           <w:tab w:val="clear" w:pos="1134"/>
@@ -2098,7 +2773,7 @@
         <w:pStyle w:val="TextBody"/>
         <w:numPr>
           <w:ilvl w:val="0"/>
-          <w:numId w:val="3"/>
+          <w:numId w:val="4"/>
         </w:numPr>
         <w:tabs>
           <w:tab w:val="clear" w:pos="1134"/>
@@ -2156,7 +2831,7 @@
         <w:pStyle w:val="TextBody"/>
         <w:numPr>
           <w:ilvl w:val="0"/>
-          <w:numId w:val="3"/>
+          <w:numId w:val="4"/>
         </w:numPr>
         <w:tabs>
           <w:tab w:val="clear" w:pos="1134"/>
@@ -2190,7 +2865,7 @@
         <w:pStyle w:val="TextBody"/>
         <w:numPr>
           <w:ilvl w:val="0"/>
-          <w:numId w:val="3"/>
+          <w:numId w:val="4"/>
         </w:numPr>
         <w:tabs>
           <w:tab w:val="clear" w:pos="1134"/>
@@ -3217,7 +3892,7 @@
         <w:pStyle w:val="TextBody"/>
         <w:numPr>
           <w:ilvl w:val="0"/>
-          <w:numId w:val="4"/>
+          <w:numId w:val="5"/>
         </w:numPr>
         <w:tabs>
           <w:tab w:val="clear" w:pos="1134"/>
@@ -3249,7 +3924,7 @@
         <w:pStyle w:val="TextBody"/>
         <w:numPr>
           <w:ilvl w:val="0"/>
-          <w:numId w:val="4"/>
+          <w:numId w:val="5"/>
         </w:numPr>
         <w:tabs>
           <w:tab w:val="clear" w:pos="1134"/>
@@ -3317,7 +3992,7 @@
         <w:pStyle w:val="TextBody"/>
         <w:numPr>
           <w:ilvl w:val="0"/>
-          <w:numId w:val="4"/>
+          <w:numId w:val="5"/>
         </w:numPr>
         <w:tabs>
           <w:tab w:val="clear" w:pos="1134"/>
@@ -3339,7 +4014,7 @@
         <w:pStyle w:val="TextBody"/>
         <w:numPr>
           <w:ilvl w:val="0"/>
-          <w:numId w:val="4"/>
+          <w:numId w:val="5"/>
         </w:numPr>
         <w:tabs>
           <w:tab w:val="clear" w:pos="1134"/>
@@ -3367,7 +4042,7 @@
         <w:pStyle w:val="TextBody"/>
         <w:numPr>
           <w:ilvl w:val="0"/>
-          <w:numId w:val="4"/>
+          <w:numId w:val="5"/>
         </w:numPr>
         <w:tabs>
           <w:tab w:val="clear" w:pos="1134"/>
@@ -3459,8 +4134,8 @@
   <w:abstractNum w:abstractNumId="1">
     <w:lvl w:ilvl="0">
       <w:start w:val="1"/>
-      <w:numFmt w:val="decimal"/>
-      <w:lvlText w:val="%1."/>
+      <w:numFmt w:val="bullet"/>
+      <w:lvlText w:val=""/>
       <w:lvlJc w:val="left"/>
       <w:pPr>
         <w:tabs>
@@ -3468,12 +4143,14 @@
         </w:tabs>
         <w:ind w:left="709" w:hanging="283"/>
       </w:pPr>
-      <w:rPr/>
+      <w:rPr>
+        <w:rFonts w:ascii="Symbol" w:hAnsi="Symbol" w:cs="Symbol" w:hint="default"/>
+      </w:rPr>
     </w:lvl>
     <w:lvl w:ilvl="1">
       <w:start w:val="1"/>
-      <w:numFmt w:val="decimal"/>
-      <w:lvlText w:val="%2."/>
+      <w:numFmt w:val="bullet"/>
+      <w:lvlText w:val=""/>
       <w:lvlJc w:val="left"/>
       <w:pPr>
         <w:tabs>
@@ -3481,12 +4158,14 @@
         </w:tabs>
         <w:ind w:left="1418" w:hanging="283"/>
       </w:pPr>
-      <w:rPr/>
+      <w:rPr>
+        <w:rFonts w:ascii="Symbol" w:hAnsi="Symbol" w:cs="Symbol" w:hint="default"/>
+      </w:rPr>
     </w:lvl>
     <w:lvl w:ilvl="2">
       <w:start w:val="1"/>
-      <w:numFmt w:val="decimal"/>
-      <w:lvlText w:val="%3."/>
+      <w:numFmt w:val="bullet"/>
+      <w:lvlText w:val=""/>
       <w:lvlJc w:val="left"/>
       <w:pPr>
         <w:tabs>
@@ -3494,12 +4173,14 @@
         </w:tabs>
         <w:ind w:left="2127" w:hanging="283"/>
       </w:pPr>
-      <w:rPr/>
+      <w:rPr>
+        <w:rFonts w:ascii="Symbol" w:hAnsi="Symbol" w:cs="Symbol" w:hint="default"/>
+      </w:rPr>
     </w:lvl>
     <w:lvl w:ilvl="3">
       <w:start w:val="1"/>
-      <w:numFmt w:val="decimal"/>
-      <w:lvlText w:val="%4."/>
+      <w:numFmt w:val="bullet"/>
+      <w:lvlText w:val=""/>
       <w:lvlJc w:val="left"/>
       <w:pPr>
         <w:tabs>
@@ -3507,12 +4188,14 @@
         </w:tabs>
         <w:ind w:left="2836" w:hanging="283"/>
       </w:pPr>
-      <w:rPr/>
+      <w:rPr>
+        <w:rFonts w:ascii="Symbol" w:hAnsi="Symbol" w:cs="Symbol" w:hint="default"/>
+      </w:rPr>
     </w:lvl>
     <w:lvl w:ilvl="4">
       <w:start w:val="1"/>
-      <w:numFmt w:val="decimal"/>
-      <w:lvlText w:val="%5."/>
+      <w:numFmt w:val="bullet"/>
+      <w:lvlText w:val=""/>
       <w:lvlJc w:val="left"/>
       <w:pPr>
         <w:tabs>
@@ -3520,12 +4203,14 @@
         </w:tabs>
         <w:ind w:left="3545" w:hanging="283"/>
       </w:pPr>
-      <w:rPr/>
+      <w:rPr>
+        <w:rFonts w:ascii="Symbol" w:hAnsi="Symbol" w:cs="Symbol" w:hint="default"/>
+      </w:rPr>
     </w:lvl>
     <w:lvl w:ilvl="5">
       <w:start w:val="1"/>
-      <w:numFmt w:val="decimal"/>
-      <w:lvlText w:val="%6."/>
+      <w:numFmt w:val="bullet"/>
+      <w:lvlText w:val=""/>
       <w:lvlJc w:val="left"/>
       <w:pPr>
         <w:tabs>
@@ -3533,12 +4218,14 @@
         </w:tabs>
         <w:ind w:left="4254" w:hanging="283"/>
       </w:pPr>
-      <w:rPr/>
+      <w:rPr>
+        <w:rFonts w:ascii="Symbol" w:hAnsi="Symbol" w:cs="Symbol" w:hint="default"/>
+      </w:rPr>
     </w:lvl>
     <w:lvl w:ilvl="6">
       <w:start w:val="1"/>
-      <w:numFmt w:val="decimal"/>
-      <w:lvlText w:val="%7."/>
+      <w:numFmt w:val="bullet"/>
+      <w:lvlText w:val=""/>
       <w:lvlJc w:val="left"/>
       <w:pPr>
         <w:tabs>
@@ -3546,12 +4233,14 @@
         </w:tabs>
         <w:ind w:left="4963" w:hanging="283"/>
       </w:pPr>
-      <w:rPr/>
+      <w:rPr>
+        <w:rFonts w:ascii="Symbol" w:hAnsi="Symbol" w:cs="Symbol" w:hint="default"/>
+      </w:rPr>
     </w:lvl>
     <w:lvl w:ilvl="7">
       <w:start w:val="1"/>
-      <w:numFmt w:val="decimal"/>
-      <w:lvlText w:val="%8."/>
+      <w:numFmt w:val="bullet"/>
+      <w:lvlText w:val=""/>
       <w:lvlJc w:val="left"/>
       <w:pPr>
         <w:tabs>
@@ -3559,12 +4248,14 @@
         </w:tabs>
         <w:ind w:left="5672" w:hanging="283"/>
       </w:pPr>
-      <w:rPr/>
+      <w:rPr>
+        <w:rFonts w:ascii="Symbol" w:hAnsi="Symbol" w:cs="Symbol" w:hint="default"/>
+      </w:rPr>
     </w:lvl>
     <w:lvl w:ilvl="8">
       <w:start w:val="1"/>
-      <w:numFmt w:val="decimal"/>
-      <w:lvlText w:val="%9."/>
+      <w:numFmt w:val="bullet"/>
+      <w:lvlText w:val=""/>
       <w:lvlJc w:val="left"/>
       <w:pPr>
         <w:tabs>
@@ -3572,7 +4263,9 @@
         </w:tabs>
         <w:ind w:left="6381" w:hanging="283"/>
       </w:pPr>
-      <w:rPr/>
+      <w:rPr>
+        <w:rFonts w:ascii="Symbol" w:hAnsi="Symbol" w:cs="Symbol" w:hint="default"/>
+      </w:rPr>
     </w:lvl>
   </w:abstractNum>
   <w:abstractNum w:abstractNumId="2">
@@ -3697,6 +4390,125 @@
   <w:abstractNum w:abstractNumId="3">
     <w:lvl w:ilvl="0">
       <w:start w:val="1"/>
+      <w:numFmt w:val="decimal"/>
+      <w:lvlText w:val="%1."/>
+      <w:lvlJc w:val="left"/>
+      <w:pPr>
+        <w:tabs>
+          <w:tab w:val="num" w:pos="709"/>
+        </w:tabs>
+        <w:ind w:left="709" w:hanging="283"/>
+      </w:pPr>
+      <w:rPr/>
+    </w:lvl>
+    <w:lvl w:ilvl="1">
+      <w:start w:val="1"/>
+      <w:numFmt w:val="decimal"/>
+      <w:lvlText w:val="%2."/>
+      <w:lvlJc w:val="left"/>
+      <w:pPr>
+        <w:tabs>
+          <w:tab w:val="num" w:pos="1418"/>
+        </w:tabs>
+        <w:ind w:left="1418" w:hanging="283"/>
+      </w:pPr>
+      <w:rPr/>
+    </w:lvl>
+    <w:lvl w:ilvl="2">
+      <w:start w:val="1"/>
+      <w:numFmt w:val="decimal"/>
+      <w:lvlText w:val="%3."/>
+      <w:lvlJc w:val="left"/>
+      <w:pPr>
+        <w:tabs>
+          <w:tab w:val="num" w:pos="2127"/>
+        </w:tabs>
+        <w:ind w:left="2127" w:hanging="283"/>
+      </w:pPr>
+      <w:rPr/>
+    </w:lvl>
+    <w:lvl w:ilvl="3">
+      <w:start w:val="1"/>
+      <w:numFmt w:val="decimal"/>
+      <w:lvlText w:val="%4."/>
+      <w:lvlJc w:val="left"/>
+      <w:pPr>
+        <w:tabs>
+          <w:tab w:val="num" w:pos="2836"/>
+        </w:tabs>
+        <w:ind w:left="2836" w:hanging="283"/>
+      </w:pPr>
+      <w:rPr/>
+    </w:lvl>
+    <w:lvl w:ilvl="4">
+      <w:start w:val="1"/>
+      <w:numFmt w:val="decimal"/>
+      <w:lvlText w:val="%5."/>
+      <w:lvlJc w:val="left"/>
+      <w:pPr>
+        <w:tabs>
+          <w:tab w:val="num" w:pos="3545"/>
+        </w:tabs>
+        <w:ind w:left="3545" w:hanging="283"/>
+      </w:pPr>
+      <w:rPr/>
+    </w:lvl>
+    <w:lvl w:ilvl="5">
+      <w:start w:val="1"/>
+      <w:numFmt w:val="decimal"/>
+      <w:lvlText w:val="%6."/>
+      <w:lvlJc w:val="left"/>
+      <w:pPr>
+        <w:tabs>
+          <w:tab w:val="num" w:pos="4254"/>
+        </w:tabs>
+        <w:ind w:left="4254" w:hanging="283"/>
+      </w:pPr>
+      <w:rPr/>
+    </w:lvl>
+    <w:lvl w:ilvl="6">
+      <w:start w:val="1"/>
+      <w:numFmt w:val="decimal"/>
+      <w:lvlText w:val="%7."/>
+      <w:lvlJc w:val="left"/>
+      <w:pPr>
+        <w:tabs>
+          <w:tab w:val="num" w:pos="4963"/>
+        </w:tabs>
+        <w:ind w:left="4963" w:hanging="283"/>
+      </w:pPr>
+      <w:rPr/>
+    </w:lvl>
+    <w:lvl w:ilvl="7">
+      <w:start w:val="1"/>
+      <w:numFmt w:val="decimal"/>
+      <w:lvlText w:val="%8."/>
+      <w:lvlJc w:val="left"/>
+      <w:pPr>
+        <w:tabs>
+          <w:tab w:val="num" w:pos="5672"/>
+        </w:tabs>
+        <w:ind w:left="5672" w:hanging="283"/>
+      </w:pPr>
+      <w:rPr/>
+    </w:lvl>
+    <w:lvl w:ilvl="8">
+      <w:start w:val="1"/>
+      <w:numFmt w:val="decimal"/>
+      <w:lvlText w:val="%9."/>
+      <w:lvlJc w:val="left"/>
+      <w:pPr>
+        <w:tabs>
+          <w:tab w:val="num" w:pos="6381"/>
+        </w:tabs>
+        <w:ind w:left="6381" w:hanging="283"/>
+      </w:pPr>
+      <w:rPr/>
+    </w:lvl>
+  </w:abstractNum>
+  <w:abstractNum w:abstractNumId="4">
+    <w:lvl w:ilvl="0">
+      <w:start w:val="1"/>
       <w:numFmt w:val="bullet"/>
       <w:lvlText w:val=""/>
       <w:lvlJc w:val="left"/>
@@ -3831,7 +4643,7 @@
       </w:rPr>
     </w:lvl>
   </w:abstractNum>
-  <w:abstractNum w:abstractNumId="4">
+  <w:abstractNum w:abstractNumId="5">
     <w:lvl w:ilvl="0">
       <w:start w:val="1"/>
       <w:numFmt w:val="decimal"/>
@@ -3950,7 +4762,7 @@
       <w:rPr/>
     </w:lvl>
   </w:abstractNum>
-  <w:abstractNum w:abstractNumId="5">
+  <w:abstractNum w:abstractNumId="6">
     <w:lvl w:ilvl="0">
       <w:start w:val="1"/>
       <w:numFmt w:val="none"/>
@@ -4085,6 +4897,9 @@
   </w:num>
   <w:num w:numId="5">
     <w:abstractNumId w:val="5"/>
+  </w:num>
+  <w:num w:numId="6">
+    <w:abstractNumId w:val="6"/>
   </w:num>
 </w:numbering>
 </file>
@@ -4220,17 +5035,17 @@
       <w:iCs/>
     </w:rPr>
   </w:style>
-  <w:style w:type="character" w:styleId="NumberingSymbols">
-    <w:name w:val="Numbering Symbols"/>
-    <w:qFormat/>
-    <w:rPr/>
-  </w:style>
   <w:style w:type="character" w:styleId="Bullets">
     <w:name w:val="Bullets"/>
     <w:qFormat/>
     <w:rPr>
       <w:rFonts w:ascii="OpenSymbol" w:hAnsi="OpenSymbol" w:eastAsia="OpenSymbol" w:cs="OpenSymbol"/>
     </w:rPr>
+  </w:style>
+  <w:style w:type="character" w:styleId="NumberingSymbols">
+    <w:name w:val="Numbering Symbols"/>
+    <w:qFormat/>
+    <w:rPr/>
   </w:style>
   <w:style w:type="paragraph" w:styleId="HorizontalLine">
     <w:name w:val="Horizontal Line"/>
